--- a/tools/ksp-image-prompts/ручные_статьи_июнь/статья02_июнь_2026_kak-snizit-chuvstvitelnost-zubov.docx
+++ b/tools/ksp-image-prompts/ручные_статьи_июнь/статья02_июнь_2026_kak-snizit-chuvstvitelnost-zubov.docx
@@ -4,7 +4,21 @@
   <w:body>
     <w:p>
       <w:pPr>
-        <w:spacing w:after="240" w:before="0"/>
+        <w:spacing w:before="0" w:after="160" w:line="269" w:lineRule="auto"/>
+      </w:pPr>
+      <w:r>
+        <w:rPr>
+          <w:rFonts w:ascii="Arial" w:hAnsi="Arial"/>
+          <w:b/>
+          <w:color w:val="C00000"/>
+          <w:sz w:val="30"/>
+        </w:rPr>
+        <w:t>для Вконтакте:</w:t>
+      </w:r>
+    </w:p>
+    <w:p>
+      <w:pPr>
+        <w:spacing w:before="0" w:after="240" w:line="269" w:lineRule="auto"/>
       </w:pPr>
       <w:r>
         <w:rPr>
@@ -17,33 +31,7 @@
     </w:p>
     <w:p>
       <w:pPr>
-        <w:spacing w:after="160" w:before="0"/>
-      </w:pPr>
-      <w:r>
-        <w:rPr>
-          <w:rFonts w:ascii="Arial" w:hAnsi="Arial"/>
-          <w:b w:val="0"/>
-          <w:sz w:val="24"/>
-        </w:rPr>
-        <w:t>——————</w:t>
-      </w:r>
-    </w:p>
-    <w:p>
-      <w:pPr>
-        <w:spacing w:after="200" w:before="0"/>
-      </w:pPr>
-      <w:r>
-        <w:rPr>
-          <w:rFonts w:ascii="Arial" w:hAnsi="Arial"/>
-          <w:b/>
-          <w:sz w:val="28"/>
-        </w:rPr>
-        <w:t>Версия для ВКонтакте (ВК)</w:t>
-      </w:r>
-    </w:p>
-    <w:p>
-      <w:pPr>
-        <w:spacing w:after="80" w:before="0"/>
+        <w:spacing w:before="0" w:after="120" w:line="269" w:lineRule="auto"/>
       </w:pPr>
       <w:r>
         <w:rPr>
@@ -56,20 +44,21 @@
     </w:p>
     <w:p>
       <w:pPr>
-        <w:spacing w:after="80" w:before="0"/>
+        <w:spacing w:before="80" w:after="100" w:line="269" w:lineRule="auto"/>
       </w:pPr>
       <w:r>
         <w:rPr>
           <w:rFonts w:ascii="Arial" w:hAnsi="Arial"/>
-          <w:b w:val="0"/>
-          <w:sz w:val="24"/>
+          <w:b/>
+          <w:color w:val="1F4E79"/>
+          <w:sz w:val="26"/>
         </w:rPr>
         <w:t>📌 Почему зубы становятся чувствительными</w:t>
       </w:r>
     </w:p>
     <w:p>
       <w:pPr>
-        <w:spacing w:after="80" w:before="0"/>
+        <w:spacing w:before="0" w:after="60" w:line="269" w:lineRule="auto"/>
       </w:pPr>
       <w:r>
         <w:rPr>
@@ -82,7 +71,7 @@
     </w:p>
     <w:p>
       <w:pPr>
-        <w:spacing w:after="80" w:before="0"/>
+        <w:spacing w:before="0" w:after="60" w:line="269" w:lineRule="auto"/>
       </w:pPr>
       <w:r>
         <w:rPr>
@@ -95,7 +84,7 @@
     </w:p>
     <w:p>
       <w:pPr>
-        <w:spacing w:after="80" w:before="0"/>
+        <w:spacing w:before="0" w:after="60" w:line="269" w:lineRule="auto"/>
       </w:pPr>
       <w:r>
         <w:rPr>
@@ -108,7 +97,7 @@
     </w:p>
     <w:p>
       <w:pPr>
-        <w:spacing w:after="80" w:before="0"/>
+        <w:spacing w:before="0" w:after="60" w:line="269" w:lineRule="auto"/>
       </w:pPr>
       <w:r>
         <w:rPr>
@@ -121,7 +110,7 @@
     </w:p>
     <w:p>
       <w:pPr>
-        <w:spacing w:after="80" w:before="0"/>
+        <w:spacing w:before="0" w:after="60" w:line="269" w:lineRule="auto"/>
       </w:pPr>
       <w:r>
         <w:rPr>
@@ -134,7 +123,7 @@
     </w:p>
     <w:p>
       <w:pPr>
-        <w:spacing w:after="80" w:before="0"/>
+        <w:spacing w:before="0" w:after="60" w:line="269" w:lineRule="auto"/>
       </w:pPr>
       <w:r>
         <w:rPr>
@@ -147,7 +136,7 @@
     </w:p>
     <w:p>
       <w:pPr>
-        <w:spacing w:after="80" w:before="0"/>
+        <w:spacing w:before="0" w:after="60" w:line="269" w:lineRule="auto"/>
       </w:pPr>
       <w:r>
         <w:rPr>
@@ -160,33 +149,42 @@
     </w:p>
     <w:p>
       <w:pPr>
-        <w:spacing w:after="80" w:before="0"/>
+        <w:spacing w:before="80" w:after="100" w:line="269" w:lineRule="auto"/>
       </w:pPr>
+      <w:r>
+        <w:rPr>
+          <w:rFonts w:ascii="Arial" w:hAnsi="Arial"/>
+          <w:b/>
+          <w:color w:val="1F4E79"/>
+          <w:sz w:val="26"/>
+        </w:rPr>
+        <w:t>✅ Что помогает дома</w:t>
+      </w:r>
+    </w:p>
+    <w:p>
+      <w:pPr>
+        <w:spacing w:after="80" w:line="269" w:lineRule="auto"/>
+      </w:pPr>
+      <w:r>
+        <w:rPr>
+          <w:rFonts w:ascii="Arial" w:hAnsi="Arial"/>
+          <w:b/>
+          <w:sz w:val="24"/>
+        </w:rPr>
+        <w:t xml:space="preserve">1. </w:t>
+      </w:r>
       <w:r>
         <w:rPr>
           <w:rFonts w:ascii="Arial" w:hAnsi="Arial"/>
           <w:b w:val="0"/>
           <w:sz w:val="24"/>
         </w:rPr>
-        <w:t>✅ Что помогает дома</w:t>
+        <w:t>Смените пасту.</w:t>
       </w:r>
     </w:p>
     <w:p>
       <w:pPr>
-        <w:spacing w:after="80" w:before="0"/>
-      </w:pPr>
-      <w:r>
-        <w:rPr>
-          <w:rFonts w:ascii="Arial" w:hAnsi="Arial"/>
-          <w:b w:val="0"/>
-          <w:sz w:val="24"/>
-        </w:rPr>
-        <w:t>1. Смените пасту.</w:t>
-      </w:r>
-    </w:p>
-    <w:p>
-      <w:pPr>
-        <w:spacing w:after="80" w:before="0"/>
+        <w:spacing w:before="0" w:after="120" w:line="269" w:lineRule="auto"/>
       </w:pPr>
       <w:r>
         <w:rPr>
@@ -199,20 +197,28 @@
     </w:p>
     <w:p>
       <w:pPr>
-        <w:spacing w:after="80" w:before="0"/>
+        <w:spacing w:after="80" w:line="269" w:lineRule="auto"/>
       </w:pPr>
+      <w:r>
+        <w:rPr>
+          <w:rFonts w:ascii="Arial" w:hAnsi="Arial"/>
+          <w:b/>
+          <w:sz w:val="24"/>
+        </w:rPr>
+        <w:t xml:space="preserve">2. </w:t>
+      </w:r>
       <w:r>
         <w:rPr>
           <w:rFonts w:ascii="Arial" w:hAnsi="Arial"/>
           <w:b w:val="0"/>
           <w:sz w:val="24"/>
         </w:rPr>
-        <w:t>2. Чистите мягко.</w:t>
+        <w:t>Чистите мягко.</w:t>
       </w:r>
     </w:p>
     <w:p>
       <w:pPr>
-        <w:spacing w:after="80" w:before="0"/>
+        <w:spacing w:before="0" w:after="120" w:line="269" w:lineRule="auto"/>
       </w:pPr>
       <w:r>
         <w:rPr>
@@ -225,20 +231,28 @@
     </w:p>
     <w:p>
       <w:pPr>
-        <w:spacing w:after="80" w:before="0"/>
+        <w:spacing w:after="80" w:line="269" w:lineRule="auto"/>
       </w:pPr>
+      <w:r>
+        <w:rPr>
+          <w:rFonts w:ascii="Arial" w:hAnsi="Arial"/>
+          <w:b/>
+          <w:sz w:val="24"/>
+        </w:rPr>
+        <w:t xml:space="preserve">3. </w:t>
+      </w:r>
       <w:r>
         <w:rPr>
           <w:rFonts w:ascii="Arial" w:hAnsi="Arial"/>
           <w:b w:val="0"/>
           <w:sz w:val="24"/>
         </w:rPr>
-        <w:t>3. Не трите эмаль сразу после кислоты.</w:t>
+        <w:t>Не трите эмаль сразу после кислоты.</w:t>
       </w:r>
     </w:p>
     <w:p>
       <w:pPr>
-        <w:spacing w:after="80" w:before="0"/>
+        <w:spacing w:before="0" w:after="120" w:line="269" w:lineRule="auto"/>
       </w:pPr>
       <w:r>
         <w:rPr>
@@ -251,20 +265,28 @@
     </w:p>
     <w:p>
       <w:pPr>
-        <w:spacing w:after="80" w:before="0"/>
+        <w:spacing w:after="80" w:line="269" w:lineRule="auto"/>
       </w:pPr>
+      <w:r>
+        <w:rPr>
+          <w:rFonts w:ascii="Arial" w:hAnsi="Arial"/>
+          <w:b/>
+          <w:sz w:val="24"/>
+        </w:rPr>
+        <w:t xml:space="preserve">4. </w:t>
+      </w:r>
       <w:r>
         <w:rPr>
           <w:rFonts w:ascii="Arial" w:hAnsi="Arial"/>
           <w:b w:val="0"/>
           <w:sz w:val="24"/>
         </w:rPr>
-        <w:t>4. Уберите лишние раздражители.</w:t>
+        <w:t>Уберите лишние раздражители.</w:t>
       </w:r>
     </w:p>
     <w:p>
       <w:pPr>
-        <w:spacing w:after="80" w:before="0"/>
+        <w:spacing w:before="0" w:after="120" w:line="269" w:lineRule="auto"/>
       </w:pPr>
       <w:r>
         <w:rPr>
@@ -277,20 +299,28 @@
     </w:p>
     <w:p>
       <w:pPr>
-        <w:spacing w:after="80" w:before="0"/>
+        <w:spacing w:after="80" w:line="269" w:lineRule="auto"/>
       </w:pPr>
+      <w:r>
+        <w:rPr>
+          <w:rFonts w:ascii="Arial" w:hAnsi="Arial"/>
+          <w:b/>
+          <w:sz w:val="24"/>
+        </w:rPr>
+        <w:t xml:space="preserve">5. </w:t>
+      </w:r>
       <w:r>
         <w:rPr>
           <w:rFonts w:ascii="Arial" w:hAnsi="Arial"/>
           <w:b w:val="0"/>
           <w:sz w:val="24"/>
         </w:rPr>
-        <w:t>5. Дополнительные средства — по рекомендации.</w:t>
+        <w:t>Дополнительные средства — по рекомендации.</w:t>
       </w:r>
     </w:p>
     <w:p>
       <w:pPr>
-        <w:spacing w:after="80" w:before="0"/>
+        <w:spacing w:before="0" w:after="120" w:line="269" w:lineRule="auto"/>
       </w:pPr>
       <w:r>
         <w:rPr>
@@ -303,20 +333,28 @@
     </w:p>
     <w:p>
       <w:pPr>
-        <w:spacing w:after="80" w:before="0"/>
+        <w:spacing w:after="80" w:line="269" w:lineRule="auto"/>
       </w:pPr>
+      <w:r>
+        <w:rPr>
+          <w:rFonts w:ascii="Arial" w:hAnsi="Arial"/>
+          <w:b/>
+          <w:sz w:val="24"/>
+        </w:rPr>
+        <w:t xml:space="preserve">6. </w:t>
+      </w:r>
       <w:r>
         <w:rPr>
           <w:rFonts w:ascii="Arial" w:hAnsi="Arial"/>
           <w:b w:val="0"/>
           <w:sz w:val="24"/>
         </w:rPr>
-        <w:t>6. Не забывайте про межзубные промежутки.</w:t>
+        <w:t>Не забывайте про межзубные промежутки.</w:t>
       </w:r>
     </w:p>
     <w:p>
       <w:pPr>
-        <w:spacing w:after="80" w:before="0"/>
+        <w:spacing w:before="0" w:after="120" w:line="269" w:lineRule="auto"/>
       </w:pPr>
       <w:r>
         <w:rPr>
@@ -329,20 +367,21 @@
     </w:p>
     <w:p>
       <w:pPr>
-        <w:spacing w:after="80" w:before="0"/>
+        <w:spacing w:before="80" w:after="100" w:line="269" w:lineRule="auto"/>
       </w:pPr>
       <w:r>
         <w:rPr>
           <w:rFonts w:ascii="Arial" w:hAnsi="Arial"/>
-          <w:b w:val="0"/>
-          <w:sz w:val="24"/>
+          <w:b/>
+          <w:color w:val="1F4E79"/>
+          <w:sz w:val="26"/>
         </w:rPr>
         <w:t>🚫 Чего нельзя делать</w:t>
       </w:r>
     </w:p>
     <w:p>
       <w:pPr>
-        <w:spacing w:after="80" w:before="0"/>
+        <w:spacing w:before="0" w:after="60" w:line="269" w:lineRule="auto"/>
       </w:pPr>
       <w:r>
         <w:rPr>
@@ -355,7 +394,7 @@
     </w:p>
     <w:p>
       <w:pPr>
-        <w:spacing w:after="80" w:before="0"/>
+        <w:spacing w:before="0" w:after="60" w:line="269" w:lineRule="auto"/>
       </w:pPr>
       <w:r>
         <w:rPr>
@@ -368,7 +407,7 @@
     </w:p>
     <w:p>
       <w:pPr>
-        <w:spacing w:after="80" w:before="0"/>
+        <w:spacing w:before="0" w:after="60" w:line="269" w:lineRule="auto"/>
       </w:pPr>
       <w:r>
         <w:rPr>
@@ -381,7 +420,7 @@
     </w:p>
     <w:p>
       <w:pPr>
-        <w:spacing w:after="80" w:before="0"/>
+        <w:spacing w:before="0" w:after="60" w:line="269" w:lineRule="auto"/>
       </w:pPr>
       <w:r>
         <w:rPr>
@@ -394,20 +433,21 @@
     </w:p>
     <w:p>
       <w:pPr>
-        <w:spacing w:after="80" w:before="0"/>
+        <w:spacing w:before="80" w:after="100" w:line="269" w:lineRule="auto"/>
       </w:pPr>
       <w:r>
         <w:rPr>
           <w:rFonts w:ascii="Arial" w:hAnsi="Arial"/>
-          <w:b w:val="0"/>
-          <w:sz w:val="24"/>
+          <w:b/>
+          <w:color w:val="1F4E79"/>
+          <w:sz w:val="26"/>
         </w:rPr>
         <w:t>⚠️ Когда нужен врач</w:t>
       </w:r>
     </w:p>
     <w:p>
       <w:pPr>
-        <w:spacing w:after="80" w:before="0"/>
+        <w:spacing w:before="0" w:after="120" w:line="269" w:lineRule="auto"/>
       </w:pPr>
       <w:r>
         <w:rPr>
@@ -420,20 +460,21 @@
     </w:p>
     <w:p>
       <w:pPr>
-        <w:spacing w:after="80" w:before="0"/>
+        <w:spacing w:before="80" w:after="100" w:line="269" w:lineRule="auto"/>
       </w:pPr>
       <w:r>
         <w:rPr>
           <w:rFonts w:ascii="Arial" w:hAnsi="Arial"/>
-          <w:b w:val="0"/>
-          <w:sz w:val="24"/>
+          <w:b/>
+          <w:color w:val="1F4E79"/>
+          <w:sz w:val="26"/>
         </w:rPr>
         <w:t>💡 Важно</w:t>
       </w:r>
     </w:p>
     <w:p>
       <w:pPr>
-        <w:spacing w:after="80" w:before="0"/>
+        <w:spacing w:before="0" w:after="120" w:line="269" w:lineRule="auto"/>
       </w:pPr>
       <w:r>
         <w:rPr>
@@ -446,7 +487,198 @@
     </w:p>
     <w:p>
       <w:pPr>
-        <w:spacing w:after="80" w:before="0"/>
+        <w:spacing w:before="0" w:after="80" w:line="269" w:lineRule="auto"/>
+      </w:pPr>
+      <w:r>
+        <w:rPr>
+          <w:rFonts w:ascii="Arial" w:hAnsi="Arial"/>
+          <w:b/>
+          <w:sz w:val="24"/>
+        </w:rPr>
+        <w:t>📞 Запись в Королёвскую стоматологическую поликлинику: 8 (499) 490-55-55</w:t>
+      </w:r>
+    </w:p>
+    <w:p>
+      <w:pPr>
+        <w:spacing w:before="0" w:after="80" w:line="269" w:lineRule="auto"/>
+      </w:pPr>
+      <w:r>
+        <w:rPr>
+          <w:rFonts w:ascii="Arial" w:hAnsi="Arial"/>
+          <w:b/>
+          <w:sz w:val="24"/>
+        </w:rPr>
+        <w:t>🌐 https://clck.ru/3N8E8Q</w:t>
+      </w:r>
+    </w:p>
+    <w:p>
+      <w:pPr>
+        <w:spacing w:before="0" w:after="80" w:line="269" w:lineRule="auto"/>
+      </w:pPr>
+      <w:r>
+        <w:rPr>
+          <w:rFonts w:ascii="Arial" w:hAnsi="Arial"/>
+          <w:b w:val="0"/>
+          <w:sz w:val="24"/>
+        </w:rPr>
+        <w:t>#КоролёвскаяСтоматологическаяПоликлиника #КоролёвскаяСтоматология #стоматологияКоролёв</w:t>
+      </w:r>
+    </w:p>
+    <w:p>
+      <w:r>
+        <w:br w:type="page"/>
+      </w:r>
+    </w:p>
+    <w:p>
+      <w:pPr>
+        <w:spacing w:before="0" w:after="160" w:line="269" w:lineRule="auto"/>
+      </w:pPr>
+      <w:r>
+        <w:rPr>
+          <w:rFonts w:ascii="Arial" w:hAnsi="Arial"/>
+          <w:b/>
+          <w:color w:val="C00000"/>
+          <w:sz w:val="30"/>
+        </w:rPr>
+        <w:t>для Макс,Телеграм:</w:t>
+      </w:r>
+    </w:p>
+    <w:p>
+      <w:pPr>
+        <w:spacing w:before="0" w:after="240" w:line="269" w:lineRule="auto"/>
+      </w:pPr>
+      <w:r>
+        <w:rPr>
+          <w:rFonts w:ascii="Arial" w:hAnsi="Arial"/>
+          <w:b/>
+          <w:sz w:val="36"/>
+        </w:rPr>
+        <w:t>Как снизить чувствительность зубов в домашних условиях</w:t>
+      </w:r>
+    </w:p>
+    <w:p>
+      <w:pPr>
+        <w:spacing w:before="0" w:after="120" w:line="269" w:lineRule="auto"/>
+      </w:pPr>
+      <w:r>
+        <w:rPr>
+          <w:rFonts w:ascii="Arial" w:hAnsi="Arial"/>
+          <w:b w:val="0"/>
+          <w:sz w:val="24"/>
+        </w:rPr>
+        <w:t>🦷❄️ Чувствительность на холодное, горячее или кислое можно снизить дома — но важно не пропустить кариес, скол или оголение шейки.</w:t>
+      </w:r>
+    </w:p>
+    <w:p>
+      <w:pPr>
+        <w:spacing w:before="80" w:after="100" w:line="269" w:lineRule="auto"/>
+      </w:pPr>
+      <w:r>
+        <w:rPr>
+          <w:rFonts w:ascii="Arial" w:hAnsi="Arial"/>
+          <w:b/>
+          <w:color w:val="1F4E79"/>
+          <w:sz w:val="26"/>
+        </w:rPr>
+        <w:t>✅ Что делать:</w:t>
+      </w:r>
+    </w:p>
+    <w:p>
+      <w:pPr>
+        <w:spacing w:before="0" w:after="60" w:line="269" w:lineRule="auto"/>
+      </w:pPr>
+      <w:r>
+        <w:rPr>
+          <w:rFonts w:ascii="Arial" w:hAnsi="Arial"/>
+          <w:b w:val="0"/>
+          <w:sz w:val="24"/>
+        </w:rPr>
+        <w:t>— паста для чувствительных зубов курсом</w:t>
+      </w:r>
+    </w:p>
+    <w:p>
+      <w:pPr>
+        <w:spacing w:before="0" w:after="60" w:line="269" w:lineRule="auto"/>
+      </w:pPr>
+      <w:r>
+        <w:rPr>
+          <w:rFonts w:ascii="Arial" w:hAnsi="Arial"/>
+          <w:b w:val="0"/>
+          <w:sz w:val="24"/>
+        </w:rPr>
+        <w:t>— мягкая чистка без сильного нажима</w:t>
+      </w:r>
+    </w:p>
+    <w:p>
+      <w:pPr>
+        <w:spacing w:before="0" w:after="60" w:line="269" w:lineRule="auto"/>
+      </w:pPr>
+      <w:r>
+        <w:rPr>
+          <w:rFonts w:ascii="Arial" w:hAnsi="Arial"/>
+          <w:b w:val="0"/>
+          <w:sz w:val="24"/>
+        </w:rPr>
+        <w:t>— после кислого подождать 20–30 минут</w:t>
+      </w:r>
+    </w:p>
+    <w:p>
+      <w:pPr>
+        <w:spacing w:before="0" w:after="60" w:line="269" w:lineRule="auto"/>
+      </w:pPr>
+      <w:r>
+        <w:rPr>
+          <w:rFonts w:ascii="Arial" w:hAnsi="Arial"/>
+          <w:b w:val="0"/>
+          <w:sz w:val="24"/>
+        </w:rPr>
+        <w:t>— меньше ледяного, очень горячего и ежедневного отбеливания</w:t>
+      </w:r>
+    </w:p>
+    <w:p>
+      <w:pPr>
+        <w:spacing w:before="0" w:after="60" w:line="269" w:lineRule="auto"/>
+      </w:pPr>
+      <w:r>
+        <w:rPr>
+          <w:rFonts w:ascii="Arial" w:hAnsi="Arial"/>
+          <w:b w:val="0"/>
+          <w:sz w:val="24"/>
+        </w:rPr>
+        <w:t>— аккуратно чистить межзубные промежутки</w:t>
+      </w:r>
+    </w:p>
+    <w:p>
+      <w:pPr>
+        <w:spacing w:before="80" w:after="100" w:line="269" w:lineRule="auto"/>
+      </w:pPr>
+      <w:r>
+        <w:rPr>
+          <w:rFonts w:ascii="Arial" w:hAnsi="Arial"/>
+          <w:b/>
+          <w:color w:val="1F4E79"/>
+          <w:sz w:val="26"/>
+        </w:rPr>
+        <w:t>🚫 Не трите зубы содой и не заглушайте боль бесконечно таблетками.</w:t>
+      </w:r>
+    </w:p>
+    <w:p>
+      <w:pPr>
+        <w:spacing w:before="80" w:after="100" w:line="269" w:lineRule="auto"/>
+      </w:pPr>
+      <w:r>
+        <w:rPr>
+          <w:rFonts w:ascii="Arial" w:hAnsi="Arial"/>
+          <w:b/>
+          <w:color w:val="1F4E79"/>
+          <w:sz w:val="26"/>
+        </w:rPr>
+        <w:t>⚠️ К врачу, если боль сильная, ночная, на один зуб, есть скол/пятно или за 10–14 дней не легче.</w:t>
+      </w:r>
+    </w:p>
+    <w:p>
+      <w:pPr>
+        <w:spacing w:before="0" w:after="80" w:line="269" w:lineRule="auto"/>
       </w:pPr>
       <w:r>
         <w:rPr>
@@ -459,7 +691,7 @@
     </w:p>
     <w:p>
       <w:pPr>
-        <w:spacing w:after="80" w:before="0"/>
+        <w:spacing w:before="0" w:after="80" w:line="269" w:lineRule="auto"/>
       </w:pPr>
       <w:r>
         <w:rPr>
@@ -472,201 +704,7 @@
     </w:p>
     <w:p>
       <w:pPr>
-        <w:spacing w:after="80" w:before="0"/>
-      </w:pPr>
-      <w:r>
-        <w:rPr>
-          <w:rFonts w:ascii="Arial" w:hAnsi="Arial"/>
-          <w:b w:val="0"/>
-          <w:sz w:val="24"/>
-        </w:rPr>
-        <w:t>#КоролёвскаяСтоматологическаяПоликлиника #КоролёвскаяСтоматология #стоматологияКоролёв</w:t>
-      </w:r>
-    </w:p>
-    <w:p>
-      <w:pPr>
-        <w:spacing w:after="120" w:before="0"/>
-      </w:pPr>
-      <w:r>
-        <w:rPr>
-          <w:rFonts w:ascii="Arial" w:hAnsi="Arial"/>
-          <w:b w:val="0"/>
-          <w:sz w:val="24"/>
-        </w:rPr>
-      </w:r>
-    </w:p>
-    <w:p>
-      <w:pPr>
-        <w:spacing w:after="160" w:before="0"/>
-      </w:pPr>
-      <w:r>
-        <w:rPr>
-          <w:rFonts w:ascii="Arial" w:hAnsi="Arial"/>
-          <w:b w:val="0"/>
-          <w:sz w:val="24"/>
-        </w:rPr>
-        <w:t>——————</w:t>
-      </w:r>
-    </w:p>
-    <w:p>
-      <w:pPr>
-        <w:spacing w:after="200" w:before="0"/>
-      </w:pPr>
-      <w:r>
-        <w:rPr>
-          <w:rFonts w:ascii="Arial" w:hAnsi="Arial"/>
-          <w:b/>
-          <w:sz w:val="28"/>
-        </w:rPr>
-        <w:t>Версия для Telegram / MAX (ТГ)</w:t>
-      </w:r>
-    </w:p>
-    <w:p>
-      <w:pPr>
-        <w:spacing w:after="80" w:before="0"/>
-      </w:pPr>
-      <w:r>
-        <w:rPr>
-          <w:rFonts w:ascii="Arial" w:hAnsi="Arial"/>
-          <w:b w:val="0"/>
-          <w:sz w:val="24"/>
-        </w:rPr>
-        <w:t>🦷❄️ Чувствительность на холодное, горячее или кислое можно снизить дома — но важно не пропустить кариес, скол или оголение шейки.</w:t>
-      </w:r>
-    </w:p>
-    <w:p>
-      <w:pPr>
-        <w:spacing w:after="80" w:before="0"/>
-      </w:pPr>
-      <w:r>
-        <w:rPr>
-          <w:rFonts w:ascii="Arial" w:hAnsi="Arial"/>
-          <w:b w:val="0"/>
-          <w:sz w:val="24"/>
-        </w:rPr>
-        <w:t>✅ Что делать:</w:t>
-      </w:r>
-    </w:p>
-    <w:p>
-      <w:pPr>
-        <w:spacing w:after="80" w:before="0"/>
-      </w:pPr>
-      <w:r>
-        <w:rPr>
-          <w:rFonts w:ascii="Arial" w:hAnsi="Arial"/>
-          <w:b w:val="0"/>
-          <w:sz w:val="24"/>
-        </w:rPr>
-        <w:t>— паста для чувствительных зубов курсом</w:t>
-      </w:r>
-    </w:p>
-    <w:p>
-      <w:pPr>
-        <w:spacing w:after="80" w:before="0"/>
-      </w:pPr>
-      <w:r>
-        <w:rPr>
-          <w:rFonts w:ascii="Arial" w:hAnsi="Arial"/>
-          <w:b w:val="0"/>
-          <w:sz w:val="24"/>
-        </w:rPr>
-        <w:t>— мягкая чистка без сильного нажима</w:t>
-      </w:r>
-    </w:p>
-    <w:p>
-      <w:pPr>
-        <w:spacing w:after="80" w:before="0"/>
-      </w:pPr>
-      <w:r>
-        <w:rPr>
-          <w:rFonts w:ascii="Arial" w:hAnsi="Arial"/>
-          <w:b w:val="0"/>
-          <w:sz w:val="24"/>
-        </w:rPr>
-        <w:t>— после кислого подождать 20–30 минут</w:t>
-      </w:r>
-    </w:p>
-    <w:p>
-      <w:pPr>
-        <w:spacing w:after="80" w:before="0"/>
-      </w:pPr>
-      <w:r>
-        <w:rPr>
-          <w:rFonts w:ascii="Arial" w:hAnsi="Arial"/>
-          <w:b w:val="0"/>
-          <w:sz w:val="24"/>
-        </w:rPr>
-        <w:t>— меньше ледяного, очень горячего и ежедневного отбеливания</w:t>
-      </w:r>
-    </w:p>
-    <w:p>
-      <w:pPr>
-        <w:spacing w:after="80" w:before="0"/>
-      </w:pPr>
-      <w:r>
-        <w:rPr>
-          <w:rFonts w:ascii="Arial" w:hAnsi="Arial"/>
-          <w:b w:val="0"/>
-          <w:sz w:val="24"/>
-        </w:rPr>
-        <w:t>— аккуратно чистить межзубные промежутки</w:t>
-      </w:r>
-    </w:p>
-    <w:p>
-      <w:pPr>
-        <w:spacing w:after="120" w:before="0"/>
-      </w:pPr>
-      <w:r>
-        <w:rPr>
-          <w:rFonts w:ascii="Arial" w:hAnsi="Arial"/>
-          <w:b/>
-          <w:sz w:val="26"/>
-        </w:rPr>
-        <w:t>🚫 Не трите зубы содой и не заглушайте боль бесконечно таблетками.</w:t>
-      </w:r>
-    </w:p>
-    <w:p>
-      <w:pPr>
-        <w:spacing w:after="80" w:before="0"/>
-      </w:pPr>
-      <w:r>
-        <w:rPr>
-          <w:rFonts w:ascii="Arial" w:hAnsi="Arial"/>
-          <w:b w:val="0"/>
-          <w:sz w:val="24"/>
-        </w:rPr>
-        <w:t>⚠️ К врачу, если боль сильная, ночная, на один зуб, есть скол/пятно или за 10–14 дней не легче.</w:t>
-      </w:r>
-    </w:p>
-    <w:p>
-      <w:pPr>
-        <w:spacing w:after="80" w:before="0"/>
-      </w:pPr>
-      <w:r>
-        <w:rPr>
-          <w:rFonts w:ascii="Arial" w:hAnsi="Arial"/>
-          <w:b w:val="0"/>
-          <w:sz w:val="24"/>
-        </w:rPr>
-        <w:t>📞 Запись в Королёвскую стоматологическую поликлинику: 8 (499) 490-55-55</w:t>
-      </w:r>
-    </w:p>
-    <w:p>
-      <w:pPr>
-        <w:spacing w:after="80" w:before="0"/>
-      </w:pPr>
-      <w:r>
-        <w:rPr>
-          <w:rFonts w:ascii="Arial" w:hAnsi="Arial"/>
-          <w:b w:val="0"/>
-          <w:sz w:val="24"/>
-        </w:rPr>
-        <w:t>🌐 https://clck.ru/3N8E8Q</w:t>
-      </w:r>
-    </w:p>
-    <w:p>
-      <w:pPr>
-        <w:spacing w:after="80" w:before="0"/>
+        <w:spacing w:before="0" w:after="80" w:line="269" w:lineRule="auto"/>
       </w:pPr>
       <w:r>
         <w:rPr>
